--- a/templates/Template_Radar Societário_ Fusões e Aquisições.docx
+++ b/templates/Template_Radar Societário_ Fusões e Aquisições.docx
@@ -101,10 +101,10 @@
                 <w:lang w:val="pt-BR" w:eastAsia="pt-BR"/>
               </w:rPr>
               <w:drawing>
-                <wp:inline distT="0" distB="0" distL="0" distR="0" wp14:anchorId="0B76167D" wp14:editId="4C496684">
+                <wp:inline distT="0" distB="0" distL="0" distR="0" wp14:anchorId="59DACF09" wp14:editId="3A457685">
                   <wp:extent cx="6805930" cy="2519045"/>
                   <wp:effectExtent l="0" t="0" r="13970" b="14605"/>
-                  <wp:docPr id="43" name="Imagem 6"/>
+                  <wp:docPr id="31" name="Imagem 6"/>
                   <wp:cNvGraphicFramePr>
                     <a:graphicFrameLocks xmlns:a="http://schemas.openxmlformats.org/drawingml/2006/main" noChangeAspect="1"/>
                   </wp:cNvGraphicFramePr>
@@ -199,7 +199,7 @@
                 <w:szCs w:val="28"/>
                 <w:lang w:val="pt-BR" w:eastAsia="pt-BR"/>
               </w:rPr>
-              <w:t>portal</w:t>
+              <w:t>navegue pelas fontes</w:t>
             </w:r>
           </w:p>
         </w:tc>
@@ -1684,7 +1684,7 @@
               </w:rPr>
               <w:lastRenderedPageBreak/>
               <w:drawing>
-                <wp:anchor distT="0" distB="0" distL="114300" distR="114300" simplePos="0" relativeHeight="251660288" behindDoc="0" locked="0" layoutInCell="1" allowOverlap="1" wp14:anchorId="36EEBD21" wp14:editId="7FDA7965">
+                <wp:anchor distT="0" distB="0" distL="114300" distR="114300" simplePos="0" relativeHeight="251660288" behindDoc="0" locked="0" layoutInCell="1" allowOverlap="1" wp14:anchorId="15E09586" wp14:editId="63D4FAE9">
                   <wp:simplePos x="0" y="0"/>
                   <wp:positionH relativeFrom="column">
                     <wp:posOffset>1391285</wp:posOffset>
@@ -1695,7 +1695,7 @@
                   <wp:extent cx="1314450" cy="361950"/>
                   <wp:effectExtent l="0" t="0" r="0" b="0"/>
                   <wp:wrapNone/>
-                  <wp:docPr id="785931435" name="Imagem 3" descr="NEUTRA">
+                  <wp:docPr id="2042965158" name="Imagem 3" descr="NEUTRA">
                     <a:hlinkClick xmlns:a="http://schemas.openxmlformats.org/drawingml/2006/main" r:id="rId12"/>
                   </wp:docPr>
                   <wp:cNvGraphicFramePr>
@@ -1755,7 +1755,7 @@
                 <w:lang w:val="pt-BR" w:eastAsia="pt-BR"/>
               </w:rPr>
               <w:drawing>
-                <wp:anchor distT="0" distB="0" distL="114300" distR="114300" simplePos="0" relativeHeight="251659264" behindDoc="0" locked="0" layoutInCell="1" allowOverlap="1" wp14:anchorId="7B7012CC" wp14:editId="158E06BC">
+                <wp:anchor distT="0" distB="0" distL="114300" distR="114300" simplePos="0" relativeHeight="251659264" behindDoc="0" locked="0" layoutInCell="1" allowOverlap="1" wp14:anchorId="7CAAB68D" wp14:editId="3C2A2D5E">
                   <wp:simplePos x="0" y="0"/>
                   <wp:positionH relativeFrom="column">
                     <wp:posOffset>-19050</wp:posOffset>
@@ -1766,7 +1766,7 @@
                   <wp:extent cx="1314450" cy="361950"/>
                   <wp:effectExtent l="0" t="0" r="0" b="0"/>
                   <wp:wrapNone/>
-                  <wp:docPr id="1782574773" name="Imagem 2" descr="EXCELENTE">
+                  <wp:docPr id="515627785" name="Imagem 2" descr="EXCELENTE">
                     <a:hlinkClick xmlns:a="http://schemas.openxmlformats.org/drawingml/2006/main" r:id="rId14"/>
                   </wp:docPr>
                   <wp:cNvGraphicFramePr>
@@ -1826,7 +1826,7 @@
                 <w:lang w:val="pt-BR" w:eastAsia="pt-BR"/>
               </w:rPr>
               <w:drawing>
-                <wp:anchor distT="0" distB="0" distL="114300" distR="114300" simplePos="0" relativeHeight="251661312" behindDoc="0" locked="0" layoutInCell="1" allowOverlap="1" wp14:anchorId="04A5200F" wp14:editId="4DCB970C">
+                <wp:anchor distT="0" distB="0" distL="114300" distR="114300" simplePos="0" relativeHeight="251661312" behindDoc="0" locked="0" layoutInCell="1" allowOverlap="1" wp14:anchorId="391B4996" wp14:editId="66E2E28C">
                   <wp:simplePos x="0" y="0"/>
                   <wp:positionH relativeFrom="column">
                     <wp:posOffset>2805430</wp:posOffset>
@@ -1837,7 +1837,7 @@
                   <wp:extent cx="1314450" cy="361950"/>
                   <wp:effectExtent l="0" t="0" r="0" b="0"/>
                   <wp:wrapNone/>
-                  <wp:docPr id="1535695343" name="Imagem 4" descr="RUIM">
+                  <wp:docPr id="333750069" name="Imagem 4" descr="RUIM">
                     <a:hlinkClick xmlns:a="http://schemas.openxmlformats.org/drawingml/2006/main" r:id="rId16"/>
                   </wp:docPr>
                   <wp:cNvGraphicFramePr>
@@ -1978,10 +1978,10 @@
                 <w:lang w:val="pt-BR"/>
               </w:rPr>
               <w:drawing>
-                <wp:inline distT="0" distB="0" distL="0" distR="0" wp14:anchorId="166E78A9" wp14:editId="76083B9C">
+                <wp:inline distT="0" distB="0" distL="0" distR="0" wp14:anchorId="2919F3A5" wp14:editId="204BAF7E">
                   <wp:extent cx="1794510" cy="336550"/>
                   <wp:effectExtent l="0" t="0" r="15240" b="6350"/>
-                  <wp:docPr id="44" name="Imagem 5"/>
+                  <wp:docPr id="32" name="Imagem 5"/>
                   <wp:cNvGraphicFramePr>
                     <a:graphicFrameLocks xmlns:a="http://schemas.openxmlformats.org/drawingml/2006/main" noChangeAspect="1"/>
                   </wp:cNvGraphicFramePr>
@@ -2067,10 +2067,10 @@
                 <w:lang w:val="pt-BR"/>
               </w:rPr>
               <w:drawing>
-                <wp:inline distT="0" distB="0" distL="0" distR="0" wp14:anchorId="50AC7D61" wp14:editId="7D3F074E">
+                <wp:inline distT="0" distB="0" distL="0" distR="0" wp14:anchorId="451F6B33" wp14:editId="76C5E0BD">
                   <wp:extent cx="267335" cy="267335"/>
                   <wp:effectExtent l="0" t="0" r="18415" b="18415"/>
-                  <wp:docPr id="45" name="Imagem 1">
+                  <wp:docPr id="33" name="Imagem 1">
                     <a:hlinkClick xmlns:a="http://schemas.openxmlformats.org/drawingml/2006/main" r:id="rId20"/>
                   </wp:docPr>
                   <wp:cNvGraphicFramePr>
@@ -2158,10 +2158,10 @@
                 <w:lang w:val="pt-BR"/>
               </w:rPr>
               <w:drawing>
-                <wp:inline distT="0" distB="0" distL="0" distR="0" wp14:anchorId="7AC76644" wp14:editId="45C3A288">
+                <wp:inline distT="0" distB="0" distL="0" distR="0" wp14:anchorId="4AE1BA30" wp14:editId="438C41D2">
                   <wp:extent cx="267335" cy="267335"/>
                   <wp:effectExtent l="0" t="0" r="18415" b="18415"/>
-                  <wp:docPr id="46" name="Imagem 2">
+                  <wp:docPr id="34" name="Imagem 2">
                     <a:hlinkClick xmlns:a="http://schemas.openxmlformats.org/drawingml/2006/main" r:id="rId23"/>
                   </wp:docPr>
                   <wp:cNvGraphicFramePr>
@@ -2249,10 +2249,10 @@
                 <w:lang w:val="pt-BR"/>
               </w:rPr>
               <w:drawing>
-                <wp:inline distT="0" distB="0" distL="0" distR="0" wp14:anchorId="19D8849F" wp14:editId="5F226683">
+                <wp:inline distT="0" distB="0" distL="0" distR="0" wp14:anchorId="23A551EC" wp14:editId="1CB414BC">
                   <wp:extent cx="267335" cy="267335"/>
                   <wp:effectExtent l="0" t="0" r="18415" b="18415"/>
-                  <wp:docPr id="47" name="Imagem 3">
+                  <wp:docPr id="35" name="Imagem 3">
                     <a:hlinkClick xmlns:a="http://schemas.openxmlformats.org/drawingml/2006/main" r:id="rId26"/>
                   </wp:docPr>
                   <wp:cNvGraphicFramePr>
@@ -2340,10 +2340,10 @@
                 <w:lang w:val="pt-BR"/>
               </w:rPr>
               <w:drawing>
-                <wp:inline distT="0" distB="0" distL="0" distR="0" wp14:anchorId="04E9B88D" wp14:editId="26F9FB17">
+                <wp:inline distT="0" distB="0" distL="0" distR="0" wp14:anchorId="19EF29A8" wp14:editId="2ED42C4B">
                   <wp:extent cx="267335" cy="267335"/>
                   <wp:effectExtent l="0" t="0" r="18415" b="18415"/>
-                  <wp:docPr id="48" name="Imagem 4">
+                  <wp:docPr id="36" name="Imagem 4">
                     <a:hlinkClick xmlns:a="http://schemas.openxmlformats.org/drawingml/2006/main" r:id="rId29"/>
                   </wp:docPr>
                   <wp:cNvGraphicFramePr>
@@ -8372,7 +8372,7 @@
   <w:num w:numId="56" w16cid:durableId="984624683">
     <w:abstractNumId w:val="1"/>
   </w:num>
-  <w:num w:numId="57" w16cid:durableId="437140641">
+  <w:num w:numId="57" w16cid:durableId="1151481257">
     <w:abstractNumId w:val="22"/>
     <w:lvlOverride w:ilvl="0"/>
     <w:lvlOverride w:ilvl="1"/>
@@ -12429,15 +12429,15 @@
 </file>
 
 <file path=customXml/item1.xml><?xml version="1.0" encoding="utf-8"?>
-<TemplafyFormConfiguration><![CDATA[{"formFields":[],"formDataEntries":[]}]]></TemplafyFormConfiguration>
+<b:Sources xmlns:b="http://schemas.openxmlformats.org/officeDocument/2006/bibliography" xmlns="http://schemas.openxmlformats.org/officeDocument/2006/bibliography" SelectedStyle="\APASixthEditionOfficeOnline.xsl" StyleName="APA" Version="6"/>
 </file>
 
 <file path=customXml/item2.xml><?xml version="1.0" encoding="utf-8"?>
-<b:Sources xmlns:b="http://schemas.openxmlformats.org/officeDocument/2006/bibliography" xmlns="http://schemas.openxmlformats.org/officeDocument/2006/bibliography" SelectedStyle="\APASixthEditionOfficeOnline.xsl" StyleName="APA" Version="6"/>
+<TemplafyTemplateConfiguration><![CDATA[{"elementsMetadata":[],"transformationConfigurations":[],"templateName":"Modelo em branco [Template]","templateDescription":"","enableDocumentContentUpdater":false,"version":"2.0"}]]></TemplafyTemplateConfiguration>
 </file>
 
 <file path=customXml/item3.xml><?xml version="1.0" encoding="utf-8"?>
-<TemplafyTemplateConfiguration><![CDATA[{"elementsMetadata":[],"transformationConfigurations":[],"templateName":"Modelo em branco [Template]","templateDescription":"","enableDocumentContentUpdater":false,"version":"2.0"}]]></TemplafyTemplateConfiguration>
+<TemplafyFormConfiguration><![CDATA[{"formFields":[],"formDataEntries":[]}]]></TemplafyFormConfiguration>
 </file>
 
 <file path=customXml/item4.xml><?xml version="1.0" encoding="utf-8"?>
@@ -12722,12 +12722,6 @@
 </file>
 
 <file path=customXml/itemProps1.xml><?xml version="1.0" encoding="utf-8"?>
-<ds:datastoreItem xmlns:ds="http://schemas.openxmlformats.org/officeDocument/2006/customXml" ds:itemID="{EC0589DF-0B6E-4368-9754-428294D10477}">
-  <ds:schemaRefs/>
-</ds:datastoreItem>
-</file>
-
-<file path=customXml/itemProps2.xml><?xml version="1.0" encoding="utf-8"?>
 <ds:datastoreItem xmlns:ds="http://schemas.openxmlformats.org/officeDocument/2006/customXml" ds:itemID="{13CAFF09-1482-4B0E-92A6-0D424E15802E}">
   <ds:schemaRefs>
     <ds:schemaRef ds:uri="http://schemas.openxmlformats.org/officeDocument/2006/bibliography"/>
@@ -12735,20 +12729,26 @@
 </ds:datastoreItem>
 </file>
 
-<file path=customXml/itemProps3.xml><?xml version="1.0" encoding="utf-8"?>
+<file path=customXml/itemProps2.xml><?xml version="1.0" encoding="utf-8"?>
 <ds:datastoreItem xmlns:ds="http://schemas.openxmlformats.org/officeDocument/2006/customXml" ds:itemID="{AB96A45D-AC0B-4A9D-9F5A-548FEA5AE80E}">
   <ds:schemaRefs/>
 </ds:datastoreItem>
 </file>
 
+<file path=customXml/itemProps3.xml><?xml version="1.0" encoding="utf-8"?>
+<ds:datastoreItem xmlns:ds="http://schemas.openxmlformats.org/officeDocument/2006/customXml" ds:itemID="{EC0589DF-0B6E-4368-9754-428294D10477}">
+  <ds:schemaRefs/>
+</ds:datastoreItem>
+</file>
+
 <file path=customXml/itemProps4.xml><?xml version="1.0" encoding="utf-8"?>
-<ds:datastoreItem xmlns:ds="http://schemas.openxmlformats.org/officeDocument/2006/customXml" ds:itemID="{F0834452-0F6E-4883-AB6F-F7F3326B88F7}"/>
+<ds:datastoreItem xmlns:ds="http://schemas.openxmlformats.org/officeDocument/2006/customXml" ds:itemID="{C72FC447-133F-42F1-81E2-92619F43785F}"/>
 </file>
 
 <file path=customXml/itemProps5.xml><?xml version="1.0" encoding="utf-8"?>
-<ds:datastoreItem xmlns:ds="http://schemas.openxmlformats.org/officeDocument/2006/customXml" ds:itemID="{05773A2F-FD11-402F-BFCF-0F17DCE78B8C}"/>
+<ds:datastoreItem xmlns:ds="http://schemas.openxmlformats.org/officeDocument/2006/customXml" ds:itemID="{0A128855-7EB7-4284-81F1-DBBB18ADCF98}"/>
 </file>
 
 <file path=customXml/itemProps6.xml><?xml version="1.0" encoding="utf-8"?>
-<ds:datastoreItem xmlns:ds="http://schemas.openxmlformats.org/officeDocument/2006/customXml" ds:itemID="{BA7D371E-EFD3-493F-A860-F37CB19119C3}"/>
+<ds:datastoreItem xmlns:ds="http://schemas.openxmlformats.org/officeDocument/2006/customXml" ds:itemID="{89BF6A8A-ACA7-44B4-8DBC-EAFC26CF3F98}"/>
 </file>